--- a/plugins/osi-finance/docs/OSI-Finance-運用手順書.docx
+++ b/plugins/osi-finance/docs/OSI-Finance-運用手順書.docx
@@ -10122,7 +10122,7 @@
           <w:sz w:val="20"/>
           <w:szCs w:val="20"/>
         </w:rPr>
-        <w:t xml:space="preserve">検索は部分一致で、取引先・請求書番号・契約ID・件名などの複数列を横断します。空白で区切るとANDです。受注側「ドキュメントフォース」と支払側「ドキュメントフォース株式会社」は表記が違いますが、「ドキュメント」と打てば両方に当たります。</w:t>
+        <w:t xml:space="preserve">検索は部分一致で、取引先・請求書番号・契約ID・件名などの複数列を横断します。空白で区切るとANDです。受注側「サンプル」と支払側「サンプル株式会社」は表記が違いますが、「サンプル」と打てば両方に当たります。</w:t>
       </w:r>
     </w:p>
     <w:p>
